--- a/dokumentacja.docx
+++ b/dokumentacja.docx
@@ -9,7 +9,15 @@
     </w:p>
     <w:p>
       <w:r>
-        <w:t>03.06.1026      Stworznie hub</w:t>
+        <w:t>03.06.2</w:t>
+      </w:r>
+      <w:r>
+        <w:t>026      Stworznie hub</w:t>
+      </w:r>
+    </w:p>
+    <w:p>
+      <w:r>
+        <w:t>10.06.2026       Początki gry</w:t>
       </w:r>
     </w:p>
     <w:sectPr>
@@ -181,6 +189,7 @@
   <w:style w:type="paragraph" w:default="1" w:styleId="Normalny">
     <w:name w:val="Normal"/>
     <w:qFormat/>
+    <w:rsid w:val="006F3150"/>
   </w:style>
   <w:style w:type="character" w:default="1" w:styleId="Domylnaczcionkaakapitu">
     <w:name w:val="Default Paragraph Font"/>
